--- a/app/doc_templates/คำสั่งแต่งตั้ง.docx
+++ b/app/doc_templates/คำสั่งแต่งตั้ง.docx
@@ -219,7 +219,7 @@
                 <w:szCs w:val="32"/>
                 <w:bCs w:val="false"/>
               </w:rPr>
-              <w:t>{{ loop.index }}.</w:t>
+              <w:t>{% if inspect_members|length &gt; 1 %}{{ loop.index }}.{% endif %}</w:t>
             </w:r>
           </w:p>
         </w:tc>

--- a/app/doc_templates/คำสั่งแต่งตั้ง.docx
+++ b/app/doc_templates/คำสั่งแต่งตั้ง.docx
@@ -219,7 +219,7 @@
                 <w:szCs w:val="32"/>
                 <w:bCs w:val="false"/>
               </w:rPr>
-              <w:t>{% if inspect_members|length &gt; 1 %}{{ loop.index }}.{% endif %}</w:t>
+              <w:t>{{ loop.index }}.</w:t>
             </w:r>
           </w:p>
         </w:tc>

--- a/app/doc_templates/คำสั่งแต่งตั้ง.docx
+++ b/app/doc_templates/คำสั่งแต่งตั้ง.docx
@@ -163,7 +163,7 @@
       <w:tr>
         <w:tc>
           <w:tcPr>
-            <w:tcW w:type="dxa" w:w="737"/>
+            <w:tcW w:type="dxa" w:w="482"/>
           </w:tcPr>
           <w:p>
             <w:pPr>
@@ -184,19 +184,19 @@
         </w:tc>
         <w:tc>
           <w:tcPr>
-            <w:tcW w:type="dxa" w:w="3005"/>
+            <w:tcW w:type="dxa" w:w="2721"/>
           </w:tcPr>
           <w:p/>
         </w:tc>
         <w:tc>
           <w:tcPr>
-            <w:tcW w:type="dxa" w:w="2494"/>
+            <w:tcW w:type="dxa" w:w="3175"/>
           </w:tcPr>
           <w:p/>
         </w:tc>
         <w:tc>
           <w:tcPr>
-            <w:tcW w:type="dxa" w:w="2693"/>
+            <w:tcW w:type="dxa" w:w="2551"/>
           </w:tcPr>
           <w:p/>
         </w:tc>
@@ -204,7 +204,7 @@
       <w:tr>
         <w:tc>
           <w:tcPr>
-            <w:tcW w:type="dxa" w:w="737"/>
+            <w:tcW w:type="dxa" w:w="482"/>
           </w:tcPr>
           <w:p>
             <w:pPr>
@@ -225,7 +225,7 @@
         </w:tc>
         <w:tc>
           <w:tcPr>
-            <w:tcW w:type="dxa" w:w="3005"/>
+            <w:tcW w:type="dxa" w:w="2721"/>
           </w:tcPr>
           <w:p>
             <w:pPr>
@@ -246,7 +246,7 @@
         </w:tc>
         <w:tc>
           <w:tcPr>
-            <w:tcW w:type="dxa" w:w="2494"/>
+            <w:tcW w:type="dxa" w:w="3175"/>
           </w:tcPr>
           <w:p>
             <w:pPr>
@@ -267,7 +267,7 @@
         </w:tc>
         <w:tc>
           <w:tcPr>
-            <w:tcW w:type="dxa" w:w="2693"/>
+            <w:tcW w:type="dxa" w:w="2551"/>
           </w:tcPr>
           <w:p>
             <w:pPr>
@@ -290,7 +290,7 @@
       <w:tr>
         <w:tc>
           <w:tcPr>
-            <w:tcW w:type="dxa" w:w="737"/>
+            <w:tcW w:type="dxa" w:w="482"/>
           </w:tcPr>
           <w:p>
             <w:pPr>
@@ -311,19 +311,19 @@
         </w:tc>
         <w:tc>
           <w:tcPr>
-            <w:tcW w:type="dxa" w:w="3005"/>
+            <w:tcW w:type="dxa" w:w="2721"/>
           </w:tcPr>
           <w:p/>
         </w:tc>
         <w:tc>
           <w:tcPr>
-            <w:tcW w:type="dxa" w:w="2494"/>
+            <w:tcW w:type="dxa" w:w="3175"/>
           </w:tcPr>
           <w:p/>
         </w:tc>
         <w:tc>
           <w:tcPr>
-            <w:tcW w:type="dxa" w:w="2693"/>
+            <w:tcW w:type="dxa" w:w="2551"/>
           </w:tcPr>
           <w:p/>
         </w:tc>
@@ -365,7 +365,7 @@
     <w:p>
       <w:pPr>
         <w:spacing w:before="0" w:after="120"/>
-        <w:ind w:firstLine="709"/>
+        <w:ind w:firstLine="1417"/>
       </w:pPr>
       <w:r>
         <w:rPr>
@@ -380,7 +380,7 @@
     </w:p>
     <w:p>
       <w:pPr>
-        <w:spacing w:before="0" w:after="240"/>
+        <w:spacing w:before="0" w:after="480"/>
         <w:jc w:val="center"/>
       </w:pPr>
       <w:r>
@@ -392,22 +392,6 @@
           <w:bCs w:val="false"/>
         </w:rPr>
         <w:t>สั่ง ณ วันที่ {{ command_date_official }}</w:t>
-      </w:r>
-    </w:p>
-    <w:p>
-      <w:pPr>
-        <w:spacing w:before="0" w:after="40"/>
-        <w:jc w:val="center"/>
-      </w:pPr>
-      <w:r>
-        <w:rPr>
-          <w:rFonts w:ascii="TH Sarabun New" w:hAnsi="TH Sarabun New" w:cs="TH Sarabun New"/>
-          <w:b w:val="0"/>
-          <w:sz w:val="32"/>
-          <w:szCs w:val="32"/>
-          <w:bCs w:val="false"/>
-        </w:rPr>
-        <w:t>(ลงชื่อ).........................................</w:t>
       </w:r>
     </w:p>
     <w:p>
